--- a/plantillas_maestras/03_seguro_desgravamen/negativa_cobertura/2_ddos_banco_y_aseguradora/mujer/TPL_2697_2025_SEGURO_DESGRAVAMEN_NEGATIVA_COBERTURA_BANCO_MUJER_R14.docx
+++ b/plantillas_maestras/03_seguro_desgravamen/negativa_cobertura/2_ddos_banco_y_aseguradora/mujer/TPL_2697_2025_SEGURO_DESGRAVAMEN_NEGATIVA_COBERTURA_BANCO_MUJER_R14.docx
@@ -38,7 +38,7 @@
           <w:szCs w:val="20"/>
         </w:rPr>
         <w:tab/>
-        <w:t xml:space="preserve">:        </w:t>
+        <w:t xml:space="preserve">: </w:t>
       </w:r>
       <w:r>
         <w:rPr>
@@ -86,7 +86,7 @@
           <w:sz w:val="20"/>
           <w:szCs w:val="20"/>
         </w:rPr>
-        <w:t>RESOLUCIÓN N°</w:t>
+        <w:t>RESOLUCIÓN </w:t>
       </w:r>
       <w:r>
         <w:rPr>
@@ -106,7 +106,7 @@
           <w:sz w:val="20"/>
           <w:szCs w:val="20"/>
         </w:rPr>
-        <w:t xml:space="preserve">:         </w:t>
+        <w:t xml:space="preserve">: </w:t>
       </w:r>
       <w:r>
         <w:rPr>
@@ -186,7 +186,7 @@
           <w:sz w:val="20"/>
           <w:szCs w:val="20"/>
         </w:rPr>
-        <w:t xml:space="preserve">         </w:t>
+        <w:t xml:space="preserve"> </w:t>
       </w:r>
       <w:r>
         <w:rPr>
@@ -254,7 +254,7 @@
           <w:sz w:val="20"/>
           <w:szCs w:val="20"/>
         </w:rPr>
-        <w:t xml:space="preserve">         </w:t>
+        <w:t xml:space="preserve"> </w:t>
       </w:r>
       <w:r>
         <w:rPr>
@@ -293,7 +293,7 @@
           <w:szCs w:val="20"/>
         </w:rPr>
         <w:tab/>
-        <w:t>:         PACÍFICO COMPAÑÍA DE SEGUROS Y REASEGUROS S.A. (PACÍFICO)</w:t>
+        <w:t>: PACÍFICO COMPAÑÍA DE SEGUROS Y REASEGUROS S.A. (PACÍFICO)</w:t>
       </w:r>
     </w:p>
     <w:p>
@@ -351,7 +351,7 @@
           <w:sz w:val="20"/>
           <w:szCs w:val="20"/>
         </w:rPr>
-        <w:t xml:space="preserve">         </w:t>
+        <w:t xml:space="preserve"> </w:t>
       </w:r>
       <w:r>
         <w:rPr>
@@ -610,7 +610,7 @@
           <w:sz w:val="20"/>
           <w:szCs w:val="20"/>
         </w:rPr>
-        <w:t>por presuntas infracciones a la Ley N° 29571, Código de Protección y Defensa del Consumidor (en adelante, Código)</w:t>
+        <w:t>por presuntas infracciones a la Ley 29571, Código de Protección y Defensa del Consumidor (en adelante, Código)</w:t>
       </w:r>
       <w:r>
         <w:rPr>
@@ -680,7 +680,7 @@
           <w:sz w:val="20"/>
           <w:szCs w:val="20"/>
         </w:rPr>
-        <w:t xml:space="preserve">Por Resolución N°1 del 18 de noviembre de 2025, la Secretaría Técnica de la Comisión de Protección al Consumidor N°1 </w:t>
+        <w:t xml:space="preserve">Por Resolución 1 del 18 de noviembre de 2025, la Secretaría Técnica de la Comisión de Protección al Consumidor 1 </w:t>
       </w:r>
       <w:r>
         <w:rPr>
@@ -1146,7 +1146,7 @@
           <w:sz w:val="20"/>
           <w:szCs w:val="20"/>
         </w:rPr>
-        <w:t xml:space="preserve">N°2 del </w:t>
+        <w:t xml:space="preserve">2 del </w:t>
       </w:r>
       <w:bookmarkStart w:id="4" w:name="_Hlk217321623"/>
       <w:r>
@@ -1224,7 +1224,7 @@
           <w:sz w:val="20"/>
           <w:szCs w:val="20"/>
         </w:rPr>
-        <w:t>presuntas infracciones al Código; debido a que no cumplió con atender el requerimiento de información efectuado mediante la Resolución N° 1 del 18 de noviembre de 2025.</w:t>
+        <w:t>presuntas infracciones al Código; debido a que no cumplió con atender el requerimiento de información efectuado mediante la Resolución 1 del 18 de noviembre de 2025.</w:t>
       </w:r>
     </w:p>
     <w:p>
@@ -1278,7 +1278,7 @@
           <w:sz w:val="20"/>
           <w:szCs w:val="20"/>
         </w:rPr>
-        <w:t>28 de noviembre de 2025, convalidado por escrito del 1 de diciembre de 2025, la señora Alcántara presentó un escrito señalando que, con fecha 26 de noviembre de 2025, había cumplido con remitir la documentación requerida mediante la Resolución N° 1 del 18 de noviembre de 2025, la cual fue presentada ante la Dependencia de Lima Norte del Indecopi a través de la Mesa de Partes Virtual.</w:t>
+        <w:t>28 de noviembre de 2025, convalidado por escrito del 1 de diciembre de 2025, la señora Alcántara presentó un escrito señalando que, con fecha 26 de noviembre de 2025, había cumplido con remitir la documentación requerida mediante la Resolución 1 del 18 de noviembre de 2025, la cual fue presentada ante la Dependencia de Lima Norte del Indecopi a través de la Mesa de Partes Virtual.</w:t>
       </w:r>
     </w:p>
     <w:p>
@@ -1314,7 +1314,7 @@
           <w:sz w:val="20"/>
           <w:szCs w:val="20"/>
         </w:rPr>
-        <w:t xml:space="preserve">Por Resolución N° 2 del 27 de noviembre de 2025, </w:t>
+        <w:t xml:space="preserve">Por Resolución 2 del 27 de noviembre de 2025, </w:t>
       </w:r>
       <w:r>
         <w:rPr>
@@ -1330,7 +1330,7 @@
           <w:sz w:val="20"/>
           <w:szCs w:val="20"/>
         </w:rPr>
-        <w:t xml:space="preserve">declaró la conservación de la Resolución N° 2 del 27 de noviembre de 2025, confirmando la inadmisibilidad de la denuncia presentada por la señora </w:t>
+        <w:t xml:space="preserve">declaró la conservación de la Resolución 2 del 27 de noviembre de 2025, confirmando la inadmisibilidad de la denuncia presentada por la señora </w:t>
       </w:r>
       <w:proofErr w:type="spellStart"/>
       <w:r>
@@ -1473,7 +1473,7 @@
           <w:sz w:val="20"/>
           <w:szCs w:val="20"/>
         </w:rPr>
-        <w:t>solicitando la reconsideración o subsanación de la inadmisibilidad de la Resolución N° 3 del 29 de diciembre de 2025, en la medida que los préstamos cuestionados se encuentran a su nombre.</w:t>
+        <w:t>solicitando la reconsideración o subsanación de la inadmisibilidad de la Resolución 3 del 29 de diciembre de 2025, en la medida que los préstamos cuestionados se encuentran a su nombre.</w:t>
       </w:r>
     </w:p>
     <w:p>
@@ -1698,7 +1698,7 @@
           <w:sz w:val="20"/>
           <w:szCs w:val="20"/>
         </w:rPr>
-        <w:t xml:space="preserve">numeral 3 del artículo 86° del Texto Único Ordenado de la Ley </w:t>
+        <w:t xml:space="preserve">numeral 3 del artículo 86 del Texto Único Ordenado de la Ley </w:t>
       </w:r>
       <w:r>
         <w:rPr>
@@ -1723,7 +1723,7 @@
           <w:sz w:val="20"/>
           <w:szCs w:val="20"/>
         </w:rPr>
-        <w:t>Nº</w:t>
+        <w:t/>
       </w:r>
       <w:proofErr w:type="spellEnd"/>
       <w:r>
@@ -1790,7 +1790,7 @@
           <w:sz w:val="20"/>
           <w:szCs w:val="20"/>
         </w:rPr>
-        <w:t xml:space="preserve">En el presente caso, mediante la Resolución N° </w:t>
+        <w:t xml:space="preserve">En el presente caso, mediante la Resolución </w:t>
       </w:r>
       <w:r>
         <w:rPr>
@@ -1862,7 +1862,7 @@
           <w:sz w:val="20"/>
           <w:szCs w:val="20"/>
         </w:rPr>
-        <w:t xml:space="preserve"> del Expediente N° </w:t>
+        <w:t xml:space="preserve"> del Expediente </w:t>
       </w:r>
       <w:r>
         <w:rPr>
@@ -1946,7 +1946,7 @@
           <w:sz w:val="20"/>
           <w:szCs w:val="20"/>
         </w:rPr>
-        <w:t xml:space="preserve">dispuesto en el artículo 38° del Decreto Legislativo </w:t>
+        <w:t xml:space="preserve">dispuesto en el artículo 38 del Decreto Legislativo </w:t>
       </w:r>
       <w:proofErr w:type="spellStart"/>
       <w:r>
@@ -1956,7 +1956,7 @@
           <w:sz w:val="20"/>
           <w:szCs w:val="20"/>
         </w:rPr>
-        <w:t>Nº</w:t>
+        <w:t/>
       </w:r>
       <w:proofErr w:type="spellEnd"/>
       <w:r>
@@ -2125,7 +2125,7 @@
           <w:sz w:val="20"/>
           <w:szCs w:val="20"/>
         </w:rPr>
-        <w:t xml:space="preserve">Resolución N° 3 del 29 de diciembre de 2025 </w:t>
+        <w:t xml:space="preserve">Resolución 3 del 29 de diciembre de 2025 </w:t>
       </w:r>
       <w:r>
         <w:rPr>
@@ -2360,7 +2360,7 @@
           <w:sz w:val="20"/>
           <w:szCs w:val="20"/>
         </w:rPr>
-        <w:t>Resolución N° 3 del 29 de diciembre de 2025</w:t>
+        <w:t>Resolución 3 del 29 de diciembre de 2025</w:t>
       </w:r>
       <w:r>
         <w:rPr>
@@ -2521,7 +2521,7 @@
           <w:sz w:val="20"/>
           <w:szCs w:val="20"/>
         </w:rPr>
-        <w:t>Resolución N° 3 del 29 de diciembre de 2025</w:t>
+        <w:t>Resolución 3 del 29 de diciembre de 2025</w:t>
       </w:r>
       <w:r>
         <w:rPr>
@@ -2717,7 +2717,7 @@
           <w:sz w:val="20"/>
           <w:szCs w:val="20"/>
         </w:rPr>
-        <w:t>Resolución N° 3 del 29 de diciembre de 2025</w:t>
+        <w:t>Resolución 3 del 29 de diciembre de 2025</w:t>
       </w:r>
       <w:r>
         <w:rPr>
@@ -2915,7 +2915,7 @@
           <w:sz w:val="20"/>
           <w:szCs w:val="20"/>
         </w:rPr>
-        <w:t>Nº</w:t>
+        <w:t/>
       </w:r>
       <w:proofErr w:type="spellEnd"/>
       <w:r>
@@ -3248,7 +3248,7 @@
           <w:sz w:val="16"/>
           <w:szCs w:val="16"/>
         </w:rPr>
-        <w:t xml:space="preserve">     </w:t>
+        <w:t xml:space="preserve"> </w:t>
       </w:r>
       <w:r>
         <w:rPr>
@@ -3265,7 +3265,7 @@
           <w:szCs w:val="16"/>
         </w:rPr>
         <w:tab/>
-        <w:t xml:space="preserve">Denuncia remitida a esta Comisión mediante MEMORANDUM N° 001971-2025-PS2/INDECOPI de fecha 24 de octubre del 2025, </w:t>
+        <w:t xml:space="preserve">Denuncia remitida a esta Comisión mediante MEMORANDUM 001971-2025-PS2/INDECOPI de fecha 24 de octubre del 2025, </w:t>
       </w:r>
       <w:proofErr w:type="spellStart"/>
       <w:r>
@@ -3334,7 +3334,7 @@
           <w:sz w:val="16"/>
           <w:szCs w:val="16"/>
         </w:rPr>
-        <w:t xml:space="preserve">             Publicado el 2 de setiembre del 2010 en el Diario Oficial El Peruano, vigente a partir del 2 de octubre de 2010 y modificado por Decreto Legislativo N° 1308.</w:t>
+        <w:t xml:space="preserve"> Publicado el 2 de setiembre del 2010 en el Diario Oficial El Peruano, vigente a partir del 2 de octubre de 2010 y modificado por Decreto Legislativo 1308.</w:t>
       </w:r>
     </w:p>
     <w:p>
@@ -3586,7 +3586,7 @@
           <w:sz w:val="16"/>
           <w:szCs w:val="16"/>
         </w:rPr>
-        <w:t>Nº</w:t>
+        <w:t/>
       </w:r>
       <w:proofErr w:type="spellEnd"/>
       <w:r>
@@ -3596,7 +3596,7 @@
           <w:sz w:val="16"/>
           <w:szCs w:val="16"/>
         </w:rPr>
-        <w:t xml:space="preserve"> 29571, CÓDIGO DE PROTECCIÓN Y DEFENSA DEL CONSUMIDOR, Publicado el 2 de setiembre del 2010 en el Diario Oficial El Peruano, vigente a partir del 2 de octubre de 2010 y modificado por Decreto Legislativo N° 1308. DISPOSICIONES COMPLEMENTARIAS MODIFICATORIAS</w:t>
+        <w:t xml:space="preserve"> 29571, CÓDIGO DE PROTECCIÓN Y DEFENSA DEL CONSUMIDOR, Publicado el 2 de setiembre del 2010 en el Diario Oficial El Peruano, vigente a partir del 2 de octubre de 2010 y modificado por Decreto Legislativo 1308. DISPOSICIONES COMPLEMENTARIAS MODIFICATORIAS</w:t>
       </w:r>
     </w:p>
     <w:p>
@@ -3634,7 +3634,7 @@
           <w:sz w:val="16"/>
           <w:szCs w:val="16"/>
         </w:rPr>
-        <w:t xml:space="preserve"> Modificación del artículo 38º del Decreto Legislativo núm. 807</w:t>
+        <w:t xml:space="preserve"> Modificación del artículo 38 del Decreto Legislativo núm. 807</w:t>
       </w:r>
     </w:p>
     <w:p>
@@ -3661,7 +3661,7 @@
           <w:sz w:val="16"/>
           <w:szCs w:val="16"/>
         </w:rPr>
-        <w:t>Modificase el artículo 38º del Decreto Legislativo núm. 807, Ley sobre Facultades, Normas y Organización del Indecopi, con el siguiente texto: “Artículo 38º.- El único recurso impugnativo que puede interponerse durante la tramitación del procedimiento es el de apelación, que procede únicamente contra la resolución que pone fin a la instancia, contra la resolución que impone multas y contra la resolución que dicta una medida cautelar (…)”.</w:t>
+        <w:t>Modificase el artículo 38 del Decreto Legislativo núm. 807, Ley sobre Facultades, Normas y Organización del Indecopi, con el siguiente texto: “Artículo 38.- El único recurso impugnativo que puede interponerse durante la tramitación del procedimiento es el de apelación, que procede únicamente contra la resolución que pone fin a la instancia, contra la resolución que impone multas y contra la resolución que dicta una medida cautelar (…)”.</w:t>
       </w:r>
     </w:p>
     <w:p>
@@ -4224,7 +4224,7 @@
               <w:sz w:val="16"/>
               <w:szCs w:val="16"/>
             </w:rPr>
-            <w:t xml:space="preserve">SECRETARIA TÉCNICA DE LA    </w:t>
+            <w:t xml:space="preserve">SECRETARIA TÉCNICA DE LA </w:t>
           </w:r>
         </w:p>
         <w:p>

--- a/plantillas_maestras/03_seguro_desgravamen/negativa_cobertura/2_ddos_banco_y_aseguradora/mujer/TPL_2697_2025_SEGURO_DESGRAVAMEN_NEGATIVA_COBERTURA_BANCO_MUJER_R14.docx
+++ b/plantillas_maestras/03_seguro_desgravamen/negativa_cobertura/2_ddos_banco_y_aseguradora/mujer/TPL_2697_2025_SEGURO_DESGRAVAMEN_NEGATIVA_COBERTURA_BANCO_MUJER_R14.docx
@@ -146,7 +146,7 @@
           <w:sz w:val="20"/>
           <w:szCs w:val="20"/>
         </w:rPr>
-        <w:t>DENUNCIANTE</w:t>
+        <w:t xml:space="preserve">DENUNCIANTE: [DENUNCIANTE] (SEÑORA [APELLIDO])</w:t>
       </w:r>
       <w:r>
         <w:rPr>
@@ -176,7 +176,7 @@
           <w:sz w:val="20"/>
           <w:szCs w:val="20"/>
         </w:rPr>
-        <w:t>:</w:t>
+        <w:t/>
       </w:r>
       <w:r>
         <w:rPr>
@@ -186,7 +186,7 @@
           <w:sz w:val="20"/>
           <w:szCs w:val="20"/>
         </w:rPr>
-        <w:t xml:space="preserve"> </w:t>
+        <w:t xml:space="preserve"/>
       </w:r>
       <w:r>
         <w:rPr>
@@ -196,7 +196,7 @@
           <w:sz w:val="20"/>
           <w:szCs w:val="20"/>
         </w:rPr>
-        <w:t>ANNIE ALCANTARA TRAVEZAÑO (SEÑORA ALCANTARA)</w:t>
+        <w:t/>
       </w:r>
     </w:p>
     <w:p>
@@ -524,7 +524,7 @@
           <w:sz w:val="20"/>
           <w:szCs w:val="20"/>
         </w:rPr>
-        <w:t xml:space="preserve">Mediante </w:t>
+        <w:t xml:space="preserve">Mediante escrito del 2 de agosto de 2025, la señora [APELLIDO] interpuso una denuncia contra el Banco y a Pacífico por presuntas infracciones a la Ley 29571, Código de Protección y Defensa del Consumidor (en adelante, Código) .</w:t>
       </w:r>
       <w:bookmarkStart w:id="1" w:name="_Hlk141707940"/>
       <w:bookmarkStart w:id="2" w:name="_Toc140491642"/>
@@ -535,7 +535,7 @@
           <w:sz w:val="20"/>
           <w:szCs w:val="20"/>
         </w:rPr>
-        <w:t xml:space="preserve">escrito del </w:t>
+        <w:t xml:space="preserve"/>
       </w:r>
       <w:r>
         <w:rPr>
@@ -543,7 +543,7 @@
           <w:sz w:val="20"/>
           <w:szCs w:val="20"/>
         </w:rPr>
-        <w:t>2 de agosto de 2025</w:t>
+        <w:t/>
       </w:r>
       <w:r>
         <w:rPr>
@@ -560,7 +560,7 @@
           <w:sz w:val="20"/>
           <w:szCs w:val="20"/>
         </w:rPr>
-        <w:t xml:space="preserve">, </w:t>
+        <w:t xml:space="preserve"/>
       </w:r>
       <w:r>
         <w:rPr>
@@ -568,7 +568,7 @@
           <w:sz w:val="20"/>
           <w:szCs w:val="20"/>
         </w:rPr>
-        <w:t xml:space="preserve">la señora </w:t>
+        <w:t xml:space="preserve"/>
       </w:r>
       <w:proofErr w:type="spellStart"/>
       <w:r>
@@ -577,7 +577,7 @@
           <w:sz w:val="20"/>
           <w:szCs w:val="20"/>
         </w:rPr>
-        <w:t>Alcantara</w:t>
+        <w:t/>
       </w:r>
       <w:proofErr w:type="spellEnd"/>
       <w:r>
@@ -586,7 +586,7 @@
           <w:sz w:val="20"/>
           <w:szCs w:val="20"/>
         </w:rPr>
-        <w:t xml:space="preserve"> </w:t>
+        <w:t xml:space="preserve"/>
       </w:r>
       <w:r>
         <w:rPr>
@@ -594,7 +594,7 @@
           <w:sz w:val="20"/>
           <w:szCs w:val="20"/>
         </w:rPr>
-        <w:t xml:space="preserve">interpuso una denuncia contra </w:t>
+        <w:t xml:space="preserve"/>
       </w:r>
       <w:r>
         <w:rPr>
@@ -602,7 +602,7 @@
           <w:sz w:val="20"/>
           <w:szCs w:val="20"/>
         </w:rPr>
-        <w:t xml:space="preserve">el Banco y a Pacífico </w:t>
+        <w:t xml:space="preserve"/>
       </w:r>
       <w:r>
         <w:rPr>
@@ -610,7 +610,7 @@
           <w:sz w:val="20"/>
           <w:szCs w:val="20"/>
         </w:rPr>
-        <w:t>por presuntas infracciones a la Ley 29571, Código de Protección y Defensa del Consumidor (en adelante, Código)</w:t>
+        <w:t/>
       </w:r>
       <w:r>
         <w:rPr>
@@ -619,7 +619,7 @@
           <w:sz w:val="20"/>
           <w:szCs w:val="20"/>
         </w:rPr>
-        <w:t xml:space="preserve"> </w:t>
+        <w:t xml:space="preserve"/>
       </w:r>
       <w:r>
         <w:rPr>
@@ -638,7 +638,7 @@
           <w:sz w:val="20"/>
           <w:szCs w:val="20"/>
         </w:rPr>
-        <w:t>.</w:t>
+        <w:t/>
       </w:r>
     </w:p>
     <w:bookmarkEnd w:id="1"/>
@@ -680,7 +680,7 @@
           <w:sz w:val="20"/>
           <w:szCs w:val="20"/>
         </w:rPr>
-        <w:t xml:space="preserve">Por Resolución 1 del 18 de noviembre de 2025, la Secretaría Técnica de la Comisión de Protección al Consumidor 1 </w:t>
+        <w:t xml:space="preserve">Por Resolución 1 del 18 de noviembre de 2025, la Secretaría Técnica de la Comisión de Protección al Consumidor 1 (en adelante, la Secretaría Técnica) requirió que la señora [APELLIDO] cumpla con lo siguiente: </w:t>
       </w:r>
       <w:r>
         <w:rPr>
@@ -688,7 +688,7 @@
           <w:sz w:val="20"/>
           <w:szCs w:val="20"/>
         </w:rPr>
-        <w:t xml:space="preserve">(en adelante, la Secretaría Técnica) </w:t>
+        <w:t xml:space="preserve"/>
       </w:r>
       <w:r>
         <w:rPr>
@@ -696,7 +696,7 @@
           <w:sz w:val="20"/>
           <w:szCs w:val="20"/>
         </w:rPr>
-        <w:t xml:space="preserve">requirió que </w:t>
+        <w:t xml:space="preserve"/>
       </w:r>
       <w:r>
         <w:rPr>
@@ -704,7 +704,7 @@
           <w:sz w:val="20"/>
           <w:szCs w:val="20"/>
         </w:rPr>
-        <w:t xml:space="preserve">la señora </w:t>
+        <w:t xml:space="preserve"/>
       </w:r>
       <w:proofErr w:type="spellStart"/>
       <w:r>
@@ -713,7 +713,7 @@
           <w:sz w:val="20"/>
           <w:szCs w:val="20"/>
         </w:rPr>
-        <w:t>Alcantara</w:t>
+        <w:t/>
       </w:r>
       <w:proofErr w:type="spellEnd"/>
       <w:r>
@@ -722,7 +722,7 @@
           <w:sz w:val="20"/>
           <w:szCs w:val="20"/>
         </w:rPr>
-        <w:t xml:space="preserve"> </w:t>
+        <w:t xml:space="preserve"/>
       </w:r>
       <w:r>
         <w:rPr>
@@ -730,7 +730,7 @@
           <w:sz w:val="20"/>
           <w:szCs w:val="20"/>
         </w:rPr>
-        <w:t xml:space="preserve">cumpla con lo siguiente: </w:t>
+        <w:t xml:space="preserve"/>
       </w:r>
     </w:p>
     <w:p>
@@ -922,7 +922,7 @@
           <w:sz w:val="20"/>
           <w:szCs w:val="20"/>
         </w:rPr>
-        <w:t>(</w:t>
+        <w:t xml:space="preserve">(iii) presentar una copia de la Sucesión Intestada de Felix Esteban [APELLIDO] Chavez; y, </w:t>
       </w:r>
       <w:proofErr w:type="spellStart"/>
       <w:r>
@@ -933,7 +933,7 @@
           <w:sz w:val="20"/>
           <w:szCs w:val="20"/>
         </w:rPr>
-        <w:t>iii</w:t>
+        <w:t/>
       </w:r>
       <w:proofErr w:type="spellEnd"/>
       <w:r>
@@ -944,7 +944,7 @@
           <w:sz w:val="20"/>
           <w:szCs w:val="20"/>
         </w:rPr>
-        <w:t xml:space="preserve">) presentar una copia de la Sucesión Intestada de </w:t>
+        <w:t xml:space="preserve"/>
       </w:r>
       <w:proofErr w:type="spellStart"/>
       <w:r>
@@ -955,7 +955,7 @@
           <w:sz w:val="20"/>
           <w:szCs w:val="20"/>
         </w:rPr>
-        <w:t>Felix</w:t>
+        <w:t/>
       </w:r>
       <w:proofErr w:type="spellEnd"/>
       <w:r>
@@ -966,7 +966,7 @@
           <w:sz w:val="20"/>
           <w:szCs w:val="20"/>
         </w:rPr>
-        <w:t xml:space="preserve"> Esteban </w:t>
+        <w:t xml:space="preserve"/>
       </w:r>
       <w:proofErr w:type="spellStart"/>
       <w:r>
@@ -977,7 +977,7 @@
           <w:sz w:val="20"/>
           <w:szCs w:val="20"/>
         </w:rPr>
-        <w:t>Alcantara</w:t>
+        <w:t/>
       </w:r>
       <w:proofErr w:type="spellEnd"/>
       <w:r>
@@ -988,7 +988,7 @@
           <w:sz w:val="20"/>
           <w:szCs w:val="20"/>
         </w:rPr>
-        <w:t xml:space="preserve"> Chavez; y, </w:t>
+        <w:t xml:space="preserve"/>
       </w:r>
     </w:p>
     <w:p>
@@ -1030,7 +1030,7 @@
           <w:sz w:val="20"/>
           <w:szCs w:val="20"/>
         </w:rPr>
-        <w:t>(</w:t>
+        <w:t xml:space="preserve">(iv) presentar el documento que acredite que actúa en representación de la Sucesión Intestada de Felix Esteban [APELLIDO] Chavez o se encuentra facultada para ello.”. </w:t>
       </w:r>
       <w:proofErr w:type="spellStart"/>
       <w:r>
@@ -1041,7 +1041,7 @@
           <w:sz w:val="20"/>
           <w:szCs w:val="20"/>
         </w:rPr>
-        <w:t>iv</w:t>
+        <w:t/>
       </w:r>
       <w:proofErr w:type="spellEnd"/>
       <w:r>
@@ -1052,7 +1052,7 @@
           <w:sz w:val="20"/>
           <w:szCs w:val="20"/>
         </w:rPr>
-        <w:t xml:space="preserve">) presentar el documento que acredite que actúa en representación de la Sucesión Intestada de </w:t>
+        <w:t xml:space="preserve"/>
       </w:r>
       <w:proofErr w:type="spellStart"/>
       <w:r>
@@ -1063,7 +1063,7 @@
           <w:sz w:val="20"/>
           <w:szCs w:val="20"/>
         </w:rPr>
-        <w:t>Felix</w:t>
+        <w:t/>
       </w:r>
       <w:proofErr w:type="spellEnd"/>
       <w:r>
@@ -1074,7 +1074,7 @@
           <w:sz w:val="20"/>
           <w:szCs w:val="20"/>
         </w:rPr>
-        <w:t xml:space="preserve"> Esteban </w:t>
+        <w:t xml:space="preserve"/>
       </w:r>
       <w:proofErr w:type="spellStart"/>
       <w:r>
@@ -1085,7 +1085,7 @@
           <w:sz w:val="20"/>
           <w:szCs w:val="20"/>
         </w:rPr>
-        <w:t>Alcantara</w:t>
+        <w:t/>
       </w:r>
       <w:proofErr w:type="spellEnd"/>
       <w:r>
@@ -1096,7 +1096,7 @@
           <w:sz w:val="20"/>
           <w:szCs w:val="20"/>
         </w:rPr>
-        <w:t xml:space="preserve"> Chavez o se encuentra facultada para ello.”. </w:t>
+        <w:t xml:space="preserve"/>
       </w:r>
     </w:p>
     <w:p>
@@ -1138,7 +1138,7 @@
           <w:sz w:val="20"/>
           <w:szCs w:val="20"/>
         </w:rPr>
-        <w:t xml:space="preserve">A través de la Resolución </w:t>
+        <w:t xml:space="preserve">A través de la Resolución 2 del 27 de noviembre de 2025, debidamente notificada a la señora [APELLIDO] el 28 de noviembre de 2025, se declaró inadmisible la denuncia presentada por la señora [APELLIDO] contra el Banco y Pacífico por presuntas infracciones al Código; debido a que no cumplió con atender el requerimiento de información efectuado mediante la Resolución 1 del 18 de noviembre de 2025.</w:t>
       </w:r>
       <w:r>
         <w:rPr>
@@ -1146,7 +1146,7 @@
           <w:sz w:val="20"/>
           <w:szCs w:val="20"/>
         </w:rPr>
-        <w:t xml:space="preserve">2 del </w:t>
+        <w:t xml:space="preserve"/>
       </w:r>
       <w:bookmarkStart w:id="4" w:name="_Hlk217321623"/>
       <w:r>
@@ -1155,7 +1155,7 @@
           <w:sz w:val="20"/>
           <w:szCs w:val="20"/>
         </w:rPr>
-        <w:t>27 de noviembre de 2025</w:t>
+        <w:t/>
       </w:r>
       <w:bookmarkEnd w:id="4"/>
       <w:r>
@@ -1164,7 +1164,7 @@
           <w:sz w:val="20"/>
           <w:szCs w:val="20"/>
         </w:rPr>
-        <w:t xml:space="preserve">, debidamente notificada a la señora </w:t>
+        <w:t xml:space="preserve"/>
       </w:r>
       <w:proofErr w:type="spellStart"/>
       <w:r>
@@ -1173,7 +1173,7 @@
           <w:sz w:val="20"/>
           <w:szCs w:val="20"/>
         </w:rPr>
-        <w:t>Alcantara</w:t>
+        <w:t/>
       </w:r>
       <w:proofErr w:type="spellEnd"/>
       <w:r>
@@ -1182,7 +1182,7 @@
           <w:sz w:val="20"/>
           <w:szCs w:val="20"/>
         </w:rPr>
-        <w:t xml:space="preserve"> el 28 de noviembre de 2025, </w:t>
+        <w:t xml:space="preserve"/>
       </w:r>
       <w:r>
         <w:rPr>
@@ -1190,7 +1190,7 @@
           <w:sz w:val="20"/>
           <w:szCs w:val="20"/>
         </w:rPr>
-        <w:t xml:space="preserve">se declaró inadmisible la denuncia presentada por la señora </w:t>
+        <w:t xml:space="preserve"/>
       </w:r>
       <w:proofErr w:type="spellStart"/>
       <w:r>
@@ -1199,7 +1199,7 @@
           <w:sz w:val="20"/>
           <w:szCs w:val="20"/>
         </w:rPr>
-        <w:t>Alcantara</w:t>
+        <w:t/>
       </w:r>
       <w:proofErr w:type="spellEnd"/>
       <w:r>
@@ -1208,7 +1208,7 @@
           <w:sz w:val="20"/>
           <w:szCs w:val="20"/>
         </w:rPr>
-        <w:t xml:space="preserve"> contra el Banco y Pacífico </w:t>
+        <w:t xml:space="preserve"/>
       </w:r>
       <w:r>
         <w:rPr>
@@ -1216,7 +1216,7 @@
           <w:sz w:val="20"/>
           <w:szCs w:val="20"/>
         </w:rPr>
-        <w:t xml:space="preserve">por </w:t>
+        <w:t xml:space="preserve"/>
       </w:r>
       <w:r>
         <w:rPr>
@@ -1224,7 +1224,7 @@
           <w:sz w:val="20"/>
           <w:szCs w:val="20"/>
         </w:rPr>
-        <w:t>presuntas infracciones al Código; debido a que no cumplió con atender el requerimiento de información efectuado mediante la Resolución 1 del 18 de noviembre de 2025.</w:t>
+        <w:t/>
       </w:r>
     </w:p>
     <w:p>
@@ -1270,7 +1270,7 @@
           <w:szCs w:val="20"/>
           <w:u w:val="none"/>
         </w:rPr>
-        <w:t xml:space="preserve">El </w:t>
+        <w:t xml:space="preserve">El 28 de noviembre de 2025, convalidado por escrito del 1 de diciembre de 2025, la señora [APELLIDO] presentó un escrito señalando que, con fecha 26 de noviembre de 2025, había cumplido con remitir la documentación requerida mediante la Resolución 1 del 18 de noviembre de 2025, la cual fue presentada ante la Dependencia de Lima Norte del Indecopi a través de la Mesa de Partes Virtual.</w:t>
       </w:r>
       <w:r>
         <w:rPr>
@@ -1278,7 +1278,7 @@
           <w:sz w:val="20"/>
           <w:szCs w:val="20"/>
         </w:rPr>
-        <w:t>28 de noviembre de 2025, convalidado por escrito del 1 de diciembre de 2025, la señora Alcántara presentó un escrito señalando que, con fecha 26 de noviembre de 2025, había cumplido con remitir la documentación requerida mediante la Resolución 1 del 18 de noviembre de 2025, la cual fue presentada ante la Dependencia de Lima Norte del Indecopi a través de la Mesa de Partes Virtual.</w:t>
+        <w:t/>
       </w:r>
     </w:p>
     <w:p>
@@ -1314,7 +1314,7 @@
           <w:sz w:val="20"/>
           <w:szCs w:val="20"/>
         </w:rPr>
-        <w:t xml:space="preserve">Por Resolución 2 del 27 de noviembre de 2025, </w:t>
+        <w:t xml:space="preserve">Por Resolución 2 del 27 de noviembre de 2025, se declaró la conservación de la Resolución 2 del 27 de noviembre de 2025, confirmando la inadmisibilidad de la denuncia presentada por la señora [APELLIDO] contra Pacífico y el Banco, por presuntas infracciones al Código, conforme a lo establecido en el artículo 14 del Texto Único Ordenado de la Ley del Procedimiento Administrativo General, aprobado mediante Decreto Supremo 006-2026-JUS.</w:t>
       </w:r>
       <w:r>
         <w:rPr>
@@ -1322,15 +1322,15 @@
           <w:sz w:val="20"/>
           <w:szCs w:val="20"/>
         </w:rPr>
-        <w:t xml:space="preserve">se </w:t>
-      </w:r>
-      <w:r>
-        <w:rPr>
-          <w:rFonts w:ascii="Arial Narrow" w:hAnsi="Arial Narrow"/>
-          <w:sz w:val="20"/>
-          <w:szCs w:val="20"/>
-        </w:rPr>
-        <w:t xml:space="preserve">declaró la conservación de la Resolución 2 del 27 de noviembre de 2025, confirmando la inadmisibilidad de la denuncia presentada por la señora </w:t>
+        <w:t xml:space="preserve"/>
+      </w:r>
+      <w:r>
+        <w:rPr>
+          <w:rFonts w:ascii="Arial Narrow" w:hAnsi="Arial Narrow"/>
+          <w:sz w:val="20"/>
+          <w:szCs w:val="20"/>
+        </w:rPr>
+        <w:t xml:space="preserve"/>
       </w:r>
       <w:proofErr w:type="spellStart"/>
       <w:r>
@@ -1339,7 +1339,7 @@
           <w:sz w:val="20"/>
           <w:szCs w:val="20"/>
         </w:rPr>
-        <w:t>Alcantara</w:t>
+        <w:t/>
       </w:r>
       <w:proofErr w:type="spellEnd"/>
       <w:r>
@@ -1348,7 +1348,7 @@
           <w:sz w:val="20"/>
           <w:szCs w:val="20"/>
         </w:rPr>
-        <w:t xml:space="preserve"> contra Pacífico </w:t>
+        <w:t xml:space="preserve"/>
       </w:r>
       <w:r>
         <w:rPr>
@@ -1357,31 +1357,31 @@
           <w:szCs w:val="20"/>
         </w:rPr>
         <w:lastRenderedPageBreak/>
-        <w:t xml:space="preserve">y el Banco, </w:t>
-      </w:r>
-      <w:r>
-        <w:rPr>
-          <w:rFonts w:ascii="Arial Narrow" w:hAnsi="Arial Narrow"/>
-          <w:sz w:val="20"/>
-          <w:szCs w:val="20"/>
-        </w:rPr>
-        <w:t xml:space="preserve">por presuntas infracciones </w:t>
-      </w:r>
-      <w:r>
-        <w:rPr>
-          <w:rFonts w:ascii="Arial Narrow" w:hAnsi="Arial Narrow"/>
-          <w:sz w:val="20"/>
-          <w:szCs w:val="20"/>
-        </w:rPr>
-        <w:t>al</w:t>
-      </w:r>
-      <w:r>
-        <w:rPr>
-          <w:rFonts w:ascii="Arial Narrow" w:hAnsi="Arial Narrow"/>
-          <w:sz w:val="20"/>
-          <w:szCs w:val="20"/>
-        </w:rPr>
-        <w:t xml:space="preserve"> Código, conforme a lo establecido en el artículo 14 del Texto Único Ordenado de la Ley del Procedimiento Administrativo General, aprobado mediante Decreto Supremo 006-2026-JUS.</w:t>
+        <w:t xml:space="preserve"/>
+      </w:r>
+      <w:r>
+        <w:rPr>
+          <w:rFonts w:ascii="Arial Narrow" w:hAnsi="Arial Narrow"/>
+          <w:sz w:val="20"/>
+          <w:szCs w:val="20"/>
+        </w:rPr>
+        <w:t xml:space="preserve"/>
+      </w:r>
+      <w:r>
+        <w:rPr>
+          <w:rFonts w:ascii="Arial Narrow" w:hAnsi="Arial Narrow"/>
+          <w:sz w:val="20"/>
+          <w:szCs w:val="20"/>
+        </w:rPr>
+        <w:t/>
+      </w:r>
+      <w:r>
+        <w:rPr>
+          <w:rFonts w:ascii="Arial Narrow" w:hAnsi="Arial Narrow"/>
+          <w:sz w:val="20"/>
+          <w:szCs w:val="20"/>
+        </w:rPr>
+        <w:t xml:space="preserve"/>
       </w:r>
     </w:p>
     <w:p>
@@ -1420,16 +1420,16 @@
           <w:szCs w:val="20"/>
           <w:u w:val="none"/>
         </w:rPr>
-        <w:t>El</w:t>
-      </w:r>
-      <w:r>
-        <w:rPr>
-          <w:rFonts w:ascii="Arial Narrow" w:hAnsi="Arial Narrow"/>
-          <w:color w:val="auto"/>
-          <w:sz w:val="20"/>
-          <w:szCs w:val="20"/>
-        </w:rPr>
-        <w:t xml:space="preserve"> 30 de diciembre de 2025, </w:t>
+        <w:t xml:space="preserve">El 30 de diciembre de 2025, la señora [APELLIDO] presentó un escrito solicitando la reconsideración o subsanación de la inadmisibilidad de la Resolución 3 del 29 de diciembre de 2025, en la medida que los préstamos cuestionados se encuentran a su nombre.</w:t>
+      </w:r>
+      <w:r>
+        <w:rPr>
+          <w:rFonts w:ascii="Arial Narrow" w:hAnsi="Arial Narrow"/>
+          <w:color w:val="auto"/>
+          <w:sz w:val="20"/>
+          <w:szCs w:val="20"/>
+        </w:rPr>
+        <w:t xml:space="preserve"/>
       </w:r>
       <w:r>
         <w:rPr>
@@ -1437,7 +1437,7 @@
           <w:sz w:val="20"/>
           <w:szCs w:val="20"/>
         </w:rPr>
-        <w:t xml:space="preserve">la señora </w:t>
+        <w:t xml:space="preserve"/>
       </w:r>
       <w:proofErr w:type="spellStart"/>
       <w:r>
@@ -1446,7 +1446,7 @@
           <w:sz w:val="20"/>
           <w:szCs w:val="20"/>
         </w:rPr>
-        <w:t>Alcantara</w:t>
+        <w:t/>
       </w:r>
       <w:proofErr w:type="spellEnd"/>
       <w:r>
@@ -1455,25 +1455,25 @@
           <w:sz w:val="20"/>
           <w:szCs w:val="20"/>
         </w:rPr>
-        <w:t xml:space="preserve"> </w:t>
-      </w:r>
-      <w:r>
-        <w:rPr>
-          <w:rFonts w:ascii="Arial Narrow" w:hAnsi="Arial Narrow"/>
-          <w:color w:val="auto"/>
-          <w:sz w:val="20"/>
-          <w:szCs w:val="20"/>
-        </w:rPr>
-        <w:t xml:space="preserve">presentó un escrito </w:t>
-      </w:r>
-      <w:r>
-        <w:rPr>
-          <w:rFonts w:ascii="Arial Narrow" w:hAnsi="Arial Narrow"/>
-          <w:color w:val="auto"/>
-          <w:sz w:val="20"/>
-          <w:szCs w:val="20"/>
-        </w:rPr>
-        <w:t>solicitando la reconsideración o subsanación de la inadmisibilidad de la Resolución 3 del 29 de diciembre de 2025, en la medida que los préstamos cuestionados se encuentran a su nombre.</w:t>
+        <w:t xml:space="preserve"/>
+      </w:r>
+      <w:r>
+        <w:rPr>
+          <w:rFonts w:ascii="Arial Narrow" w:hAnsi="Arial Narrow"/>
+          <w:color w:val="auto"/>
+          <w:sz w:val="20"/>
+          <w:szCs w:val="20"/>
+        </w:rPr>
+        <w:t xml:space="preserve"/>
+      </w:r>
+      <w:r>
+        <w:rPr>
+          <w:rFonts w:ascii="Arial Narrow" w:hAnsi="Arial Narrow"/>
+          <w:color w:val="auto"/>
+          <w:sz w:val="20"/>
+          <w:szCs w:val="20"/>
+        </w:rPr>
+        <w:t/>
       </w:r>
     </w:p>
     <w:p>
@@ -1590,23 +1590,23 @@
           <w:sz w:val="20"/>
           <w:szCs w:val="20"/>
         </w:rPr>
-        <w:t xml:space="preserve">El 19 de octubre de 2023, el Pleno de la Comisión acordó delegar a la Secretaría Técnica la facultad de encauzar los escritos presentados por los administrados en el marco de la tramitación de los procedimientos de protección al consumidor. En ese sentido, corresponde emitir un pronunciamiento respecto del escrito del </w:t>
-      </w:r>
-      <w:r>
-        <w:rPr>
-          <w:rFonts w:ascii="Arial Narrow" w:hAnsi="Arial Narrow"/>
-          <w:sz w:val="20"/>
-          <w:szCs w:val="20"/>
-        </w:rPr>
-        <w:t>30 de diciembre de 2025</w:t>
-      </w:r>
-      <w:r>
-        <w:rPr>
-          <w:rFonts w:ascii="Arial Narrow" w:hAnsi="Arial Narrow"/>
-          <w:sz w:val="20"/>
-          <w:szCs w:val="20"/>
-        </w:rPr>
-        <w:t xml:space="preserve">, presentado por </w:t>
+        <w:t xml:space="preserve">El 19 de octubre de 2023, el Pleno de la Comisión acordó delegar a la Secretaría Técnica la facultad de encauzar los escritos presentados por los administrados en el marco de la tramitación de los procedimientos de protección al consumidor. En ese sentido, corresponde emitir un pronunciamiento respecto del escrito del 30 de diciembre de 2025, presentado por la señora [APELLIDO].</w:t>
+      </w:r>
+      <w:r>
+        <w:rPr>
+          <w:rFonts w:ascii="Arial Narrow" w:hAnsi="Arial Narrow"/>
+          <w:sz w:val="20"/>
+          <w:szCs w:val="20"/>
+        </w:rPr>
+        <w:t/>
+      </w:r>
+      <w:r>
+        <w:rPr>
+          <w:rFonts w:ascii="Arial Narrow" w:hAnsi="Arial Narrow"/>
+          <w:sz w:val="20"/>
+          <w:szCs w:val="20"/>
+        </w:rPr>
+        <w:t xml:space="preserve"/>
       </w:r>
       <w:r>
         <w:rPr>
@@ -1615,7 +1615,7 @@
           <w:szCs w:val="20"/>
           <w:lang w:eastAsia="en-US"/>
         </w:rPr>
-        <w:t>la</w:t>
+        <w:t/>
       </w:r>
       <w:r>
         <w:rPr>
@@ -1624,7 +1624,7 @@
           <w:szCs w:val="20"/>
           <w:lang w:eastAsia="en-US"/>
         </w:rPr>
-        <w:t xml:space="preserve"> </w:t>
+        <w:t xml:space="preserve"/>
       </w:r>
       <w:r>
         <w:rPr>
@@ -1632,7 +1632,7 @@
           <w:sz w:val="20"/>
           <w:szCs w:val="20"/>
         </w:rPr>
-        <w:t xml:space="preserve">señora </w:t>
+        <w:t xml:space="preserve"/>
       </w:r>
       <w:proofErr w:type="spellStart"/>
       <w:r>
@@ -1641,7 +1641,7 @@
           <w:sz w:val="20"/>
           <w:szCs w:val="20"/>
         </w:rPr>
-        <w:t>Alcantara</w:t>
+        <w:t/>
       </w:r>
       <w:proofErr w:type="spellEnd"/>
       <w:r>
@@ -1650,7 +1650,7 @@
           <w:sz w:val="20"/>
           <w:szCs w:val="20"/>
         </w:rPr>
-        <w:t>.</w:t>
+        <w:t/>
       </w:r>
     </w:p>
     <w:p>
@@ -2116,42 +2116,42 @@
           <w:sz w:val="20"/>
           <w:szCs w:val="20"/>
         </w:rPr>
-        <w:t xml:space="preserve">La </w:t>
-      </w:r>
-      <w:r>
-        <w:rPr>
-          <w:rFonts w:ascii="Arial Narrow" w:hAnsi="Arial Narrow"/>
-          <w:color w:val="auto"/>
-          <w:sz w:val="20"/>
-          <w:szCs w:val="20"/>
-        </w:rPr>
-        <w:t xml:space="preserve">Resolución 3 del 29 de diciembre de 2025 </w:t>
-      </w:r>
-      <w:r>
-        <w:rPr>
-          <w:rFonts w:ascii="Arial Narrow" w:hAnsi="Arial Narrow"/>
-          <w:sz w:val="20"/>
-          <w:szCs w:val="20"/>
-        </w:rPr>
-        <w:t xml:space="preserve">fue </w:t>
-      </w:r>
-      <w:r>
-        <w:rPr>
-          <w:rFonts w:ascii="Arial Narrow" w:hAnsi="Arial Narrow"/>
-          <w:color w:val="auto"/>
-          <w:sz w:val="20"/>
-          <w:szCs w:val="20"/>
-        </w:rPr>
-        <w:t xml:space="preserve">notificada </w:t>
-      </w:r>
-      <w:r>
-        <w:rPr>
-          <w:rFonts w:ascii="Arial Narrow" w:hAnsi="Arial Narrow"/>
-          <w:color w:val="auto"/>
-          <w:sz w:val="20"/>
-          <w:szCs w:val="20"/>
-        </w:rPr>
-        <w:t xml:space="preserve">a </w:t>
+        <w:t xml:space="preserve">La Resolución 3 del 29 de diciembre de 2025 fue notificada a la señora [APELLIDO] el 30 de diciembre de 2025; por lo que el plazo para la interposición del recurso de apelación contra la referida resolución vence el 22 de enero de 2026. </w:t>
+      </w:r>
+      <w:r>
+        <w:rPr>
+          <w:rFonts w:ascii="Arial Narrow" w:hAnsi="Arial Narrow"/>
+          <w:color w:val="auto"/>
+          <w:sz w:val="20"/>
+          <w:szCs w:val="20"/>
+        </w:rPr>
+        <w:t xml:space="preserve"/>
+      </w:r>
+      <w:r>
+        <w:rPr>
+          <w:rFonts w:ascii="Arial Narrow" w:hAnsi="Arial Narrow"/>
+          <w:sz w:val="20"/>
+          <w:szCs w:val="20"/>
+        </w:rPr>
+        <w:t xml:space="preserve"/>
+      </w:r>
+      <w:r>
+        <w:rPr>
+          <w:rFonts w:ascii="Arial Narrow" w:hAnsi="Arial Narrow"/>
+          <w:color w:val="auto"/>
+          <w:sz w:val="20"/>
+          <w:szCs w:val="20"/>
+        </w:rPr>
+        <w:t xml:space="preserve"/>
+      </w:r>
+      <w:r>
+        <w:rPr>
+          <w:rFonts w:ascii="Arial Narrow" w:hAnsi="Arial Narrow"/>
+          <w:color w:val="auto"/>
+          <w:sz w:val="20"/>
+          <w:szCs w:val="20"/>
+        </w:rPr>
+        <w:t xml:space="preserve"/>
       </w:r>
       <w:r>
         <w:rPr>
@@ -2159,7 +2159,7 @@
           <w:sz w:val="20"/>
           <w:szCs w:val="20"/>
         </w:rPr>
-        <w:t xml:space="preserve">la señora </w:t>
+        <w:t xml:space="preserve"/>
       </w:r>
       <w:proofErr w:type="spellStart"/>
       <w:r>
@@ -2168,7 +2168,7 @@
           <w:sz w:val="20"/>
           <w:szCs w:val="20"/>
         </w:rPr>
-        <w:t>Alcantara</w:t>
+        <w:t/>
       </w:r>
       <w:proofErr w:type="spellEnd"/>
       <w:r>
@@ -2178,70 +2178,70 @@
           <w:szCs w:val="20"/>
           <w:lang w:eastAsia="en-US"/>
         </w:rPr>
-        <w:t xml:space="preserve"> </w:t>
-      </w:r>
-      <w:r>
-        <w:rPr>
-          <w:rFonts w:ascii="Arial Narrow" w:hAnsi="Arial Narrow"/>
-          <w:color w:val="auto"/>
-          <w:sz w:val="20"/>
-          <w:szCs w:val="20"/>
-        </w:rPr>
-        <w:t xml:space="preserve">el </w:t>
-      </w:r>
-      <w:r>
-        <w:rPr>
-          <w:rFonts w:ascii="Arial Narrow" w:hAnsi="Arial Narrow"/>
-          <w:color w:val="auto"/>
-          <w:sz w:val="20"/>
-          <w:szCs w:val="20"/>
-        </w:rPr>
-        <w:t>30 de diciembre de 2025</w:t>
-      </w:r>
-      <w:r>
-        <w:rPr>
-          <w:rFonts w:ascii="Arial Narrow" w:hAnsi="Arial Narrow"/>
-          <w:color w:val="auto"/>
-          <w:sz w:val="20"/>
-          <w:szCs w:val="20"/>
-        </w:rPr>
-        <w:t xml:space="preserve">; por lo que el plazo para la interposición del recurso de apelación contra la referida resolución </w:t>
-      </w:r>
-      <w:r>
-        <w:rPr>
-          <w:rFonts w:ascii="Arial Narrow" w:hAnsi="Arial Narrow"/>
-          <w:color w:val="auto"/>
-          <w:sz w:val="20"/>
-          <w:szCs w:val="20"/>
-        </w:rPr>
-        <w:t>vence</w:t>
-      </w:r>
-      <w:r>
-        <w:rPr>
-          <w:rFonts w:ascii="Arial Narrow" w:hAnsi="Arial Narrow"/>
-          <w:color w:val="auto"/>
-          <w:sz w:val="20"/>
-          <w:szCs w:val="20"/>
-        </w:rPr>
-        <w:t xml:space="preserve"> el </w:t>
-      </w:r>
-      <w:r>
-        <w:rPr>
-          <w:rFonts w:ascii="Arial Narrow" w:hAnsi="Arial Narrow"/>
-          <w:color w:val="auto"/>
-          <w:sz w:val="20"/>
-          <w:szCs w:val="20"/>
-        </w:rPr>
-        <w:t>22 de enero de 2026</w:t>
-      </w:r>
-      <w:r>
-        <w:rPr>
-          <w:rFonts w:ascii="Arial Narrow" w:hAnsi="Arial Narrow"/>
-          <w:color w:val="auto"/>
-          <w:sz w:val="20"/>
-          <w:szCs w:val="20"/>
-        </w:rPr>
-        <w:t xml:space="preserve">. </w:t>
+        <w:t xml:space="preserve"/>
+      </w:r>
+      <w:r>
+        <w:rPr>
+          <w:rFonts w:ascii="Arial Narrow" w:hAnsi="Arial Narrow"/>
+          <w:color w:val="auto"/>
+          <w:sz w:val="20"/>
+          <w:szCs w:val="20"/>
+        </w:rPr>
+        <w:t xml:space="preserve"/>
+      </w:r>
+      <w:r>
+        <w:rPr>
+          <w:rFonts w:ascii="Arial Narrow" w:hAnsi="Arial Narrow"/>
+          <w:color w:val="auto"/>
+          <w:sz w:val="20"/>
+          <w:szCs w:val="20"/>
+        </w:rPr>
+        <w:t/>
+      </w:r>
+      <w:r>
+        <w:rPr>
+          <w:rFonts w:ascii="Arial Narrow" w:hAnsi="Arial Narrow"/>
+          <w:color w:val="auto"/>
+          <w:sz w:val="20"/>
+          <w:szCs w:val="20"/>
+        </w:rPr>
+        <w:t xml:space="preserve"/>
+      </w:r>
+      <w:r>
+        <w:rPr>
+          <w:rFonts w:ascii="Arial Narrow" w:hAnsi="Arial Narrow"/>
+          <w:color w:val="auto"/>
+          <w:sz w:val="20"/>
+          <w:szCs w:val="20"/>
+        </w:rPr>
+        <w:t/>
+      </w:r>
+      <w:r>
+        <w:rPr>
+          <w:rFonts w:ascii="Arial Narrow" w:hAnsi="Arial Narrow"/>
+          <w:color w:val="auto"/>
+          <w:sz w:val="20"/>
+          <w:szCs w:val="20"/>
+        </w:rPr>
+        <w:t xml:space="preserve"/>
+      </w:r>
+      <w:r>
+        <w:rPr>
+          <w:rFonts w:ascii="Arial Narrow" w:hAnsi="Arial Narrow"/>
+          <w:color w:val="auto"/>
+          <w:sz w:val="20"/>
+          <w:szCs w:val="20"/>
+        </w:rPr>
+        <w:t/>
+      </w:r>
+      <w:r>
+        <w:rPr>
+          <w:rFonts w:ascii="Arial Narrow" w:hAnsi="Arial Narrow"/>
+          <w:color w:val="auto"/>
+          <w:sz w:val="20"/>
+          <w:szCs w:val="20"/>
+        </w:rPr>
+        <w:t xml:space="preserve"/>
       </w:r>
     </w:p>
     <w:p>
@@ -2280,25 +2280,25 @@
           <w:sz w:val="20"/>
           <w:szCs w:val="20"/>
         </w:rPr>
-        <w:t xml:space="preserve">En ese sentido, dentro del plazo de quince (15) días hábiles, el </w:t>
-      </w:r>
-      <w:r>
-        <w:rPr>
-          <w:rFonts w:ascii="Arial Narrow" w:hAnsi="Arial Narrow"/>
-          <w:color w:val="auto"/>
-          <w:sz w:val="20"/>
-          <w:szCs w:val="20"/>
-        </w:rPr>
-        <w:t>30 de diciembre de 2025</w:t>
-      </w:r>
-      <w:r>
-        <w:rPr>
-          <w:rFonts w:ascii="Arial Narrow" w:hAnsi="Arial Narrow"/>
-          <w:color w:val="auto"/>
-          <w:sz w:val="20"/>
-          <w:szCs w:val="20"/>
-        </w:rPr>
-        <w:t xml:space="preserve">, </w:t>
+        <w:t xml:space="preserve">En ese sentido, dentro del plazo de quince (15) días hábiles, el 30 de diciembre de 2025, la señora [APELLIDO] presentó su escrito de apelación contra la Resolución 3 del 29 de diciembre de 2025, por lo que corresponde concederla.</w:t>
+      </w:r>
+      <w:r>
+        <w:rPr>
+          <w:rFonts w:ascii="Arial Narrow" w:hAnsi="Arial Narrow"/>
+          <w:color w:val="auto"/>
+          <w:sz w:val="20"/>
+          <w:szCs w:val="20"/>
+        </w:rPr>
+        <w:t/>
+      </w:r>
+      <w:r>
+        <w:rPr>
+          <w:rFonts w:ascii="Arial Narrow" w:hAnsi="Arial Narrow"/>
+          <w:color w:val="auto"/>
+          <w:sz w:val="20"/>
+          <w:szCs w:val="20"/>
+        </w:rPr>
+        <w:t xml:space="preserve"/>
       </w:r>
       <w:r>
         <w:rPr>
@@ -2306,7 +2306,7 @@
           <w:sz w:val="20"/>
           <w:szCs w:val="20"/>
         </w:rPr>
-        <w:t xml:space="preserve">la señora </w:t>
+        <w:t xml:space="preserve"/>
       </w:r>
       <w:proofErr w:type="spellStart"/>
       <w:r>
@@ -2315,7 +2315,7 @@
           <w:sz w:val="20"/>
           <w:szCs w:val="20"/>
         </w:rPr>
-        <w:t>Alcantara</w:t>
+        <w:t/>
       </w:r>
       <w:proofErr w:type="spellEnd"/>
       <w:r>
@@ -2324,52 +2324,52 @@
           <w:sz w:val="20"/>
           <w:szCs w:val="20"/>
         </w:rPr>
-        <w:t xml:space="preserve"> </w:t>
-      </w:r>
-      <w:r>
-        <w:rPr>
-          <w:rFonts w:ascii="Arial Narrow" w:hAnsi="Arial Narrow"/>
-          <w:color w:val="auto"/>
-          <w:sz w:val="20"/>
-          <w:szCs w:val="20"/>
-        </w:rPr>
-        <w:t xml:space="preserve">presentó </w:t>
-      </w:r>
-      <w:r>
-        <w:rPr>
-          <w:rFonts w:ascii="Arial Narrow" w:hAnsi="Arial Narrow"/>
-          <w:color w:val="auto"/>
-          <w:sz w:val="20"/>
-          <w:szCs w:val="20"/>
-        </w:rPr>
-        <w:t>su escrito de apelación contra</w:t>
-      </w:r>
-      <w:r>
-        <w:rPr>
-          <w:rFonts w:ascii="Arial Narrow" w:hAnsi="Arial Narrow"/>
-          <w:color w:val="auto"/>
-          <w:sz w:val="20"/>
-          <w:szCs w:val="20"/>
-        </w:rPr>
-        <w:t xml:space="preserve"> la </w:t>
-      </w:r>
-      <w:r>
-        <w:rPr>
-          <w:rFonts w:ascii="Arial Narrow" w:hAnsi="Arial Narrow"/>
-          <w:color w:val="auto"/>
-          <w:sz w:val="20"/>
-          <w:szCs w:val="20"/>
-        </w:rPr>
-        <w:t>Resolución 3 del 29 de diciembre de 2025</w:t>
-      </w:r>
-      <w:r>
-        <w:rPr>
-          <w:rFonts w:ascii="Arial Narrow" w:hAnsi="Arial Narrow"/>
-          <w:color w:val="auto"/>
-          <w:sz w:val="20"/>
-          <w:szCs w:val="20"/>
-        </w:rPr>
-        <w:t>, por lo que corresponde concederla.</w:t>
+        <w:t xml:space="preserve"/>
+      </w:r>
+      <w:r>
+        <w:rPr>
+          <w:rFonts w:ascii="Arial Narrow" w:hAnsi="Arial Narrow"/>
+          <w:color w:val="auto"/>
+          <w:sz w:val="20"/>
+          <w:szCs w:val="20"/>
+        </w:rPr>
+        <w:t xml:space="preserve"/>
+      </w:r>
+      <w:r>
+        <w:rPr>
+          <w:rFonts w:ascii="Arial Narrow" w:hAnsi="Arial Narrow"/>
+          <w:color w:val="auto"/>
+          <w:sz w:val="20"/>
+          <w:szCs w:val="20"/>
+        </w:rPr>
+        <w:t/>
+      </w:r>
+      <w:r>
+        <w:rPr>
+          <w:rFonts w:ascii="Arial Narrow" w:hAnsi="Arial Narrow"/>
+          <w:color w:val="auto"/>
+          <w:sz w:val="20"/>
+          <w:szCs w:val="20"/>
+        </w:rPr>
+        <w:t xml:space="preserve"/>
+      </w:r>
+      <w:r>
+        <w:rPr>
+          <w:rFonts w:ascii="Arial Narrow" w:hAnsi="Arial Narrow"/>
+          <w:color w:val="auto"/>
+          <w:sz w:val="20"/>
+          <w:szCs w:val="20"/>
+        </w:rPr>
+        <w:t/>
+      </w:r>
+      <w:r>
+        <w:rPr>
+          <w:rFonts w:ascii="Arial Narrow" w:hAnsi="Arial Narrow"/>
+          <w:color w:val="auto"/>
+          <w:sz w:val="20"/>
+          <w:szCs w:val="20"/>
+        </w:rPr>
+        <w:t/>
       </w:r>
     </w:p>
     <w:p>
@@ -2439,51 +2439,51 @@
           <w:sz w:val="20"/>
           <w:szCs w:val="20"/>
         </w:rPr>
-        <w:t xml:space="preserve">PRIMERO: </w:t>
-      </w:r>
-      <w:r>
-        <w:rPr>
-          <w:rFonts w:ascii="Arial Narrow" w:hAnsi="Arial Narrow"/>
-          <w:color w:val="auto"/>
-          <w:sz w:val="20"/>
-          <w:szCs w:val="20"/>
-        </w:rPr>
-        <w:t xml:space="preserve">calificar el escrito presentado el </w:t>
-      </w:r>
-      <w:r>
-        <w:rPr>
-          <w:rFonts w:ascii="Arial Narrow" w:hAnsi="Arial Narrow"/>
-          <w:color w:val="auto"/>
-          <w:sz w:val="20"/>
-          <w:szCs w:val="20"/>
-        </w:rPr>
-        <w:t>30 de diciembre de 2025</w:t>
-      </w:r>
-      <w:r>
-        <w:rPr>
-          <w:rFonts w:ascii="Arial Narrow" w:hAnsi="Arial Narrow"/>
-          <w:color w:val="auto"/>
-          <w:sz w:val="20"/>
-          <w:szCs w:val="20"/>
-        </w:rPr>
-        <w:t xml:space="preserve">, </w:t>
-      </w:r>
-      <w:r>
-        <w:rPr>
-          <w:rFonts w:ascii="Arial Narrow" w:hAnsi="Arial Narrow"/>
-          <w:sz w:val="20"/>
-          <w:szCs w:val="20"/>
-        </w:rPr>
-        <w:t xml:space="preserve">por la señora </w:t>
-      </w:r>
-      <w:r>
-        <w:rPr>
-          <w:rFonts w:ascii="Arial Narrow" w:hAnsi="Arial Narrow"/>
-          <w:color w:val="auto"/>
-          <w:sz w:val="20"/>
-          <w:szCs w:val="20"/>
-        </w:rPr>
-        <w:t xml:space="preserve">Annie </w:t>
+        <w:t xml:space="preserve">PRIMERO: calificar el escrito presentado el 30 de diciembre de 2025, por la señora [DENUNCIANTE], como un recurso de apelación contra la Resolución 3 del 29 de diciembre de 2025.  </w:t>
+      </w:r>
+      <w:r>
+        <w:rPr>
+          <w:rFonts w:ascii="Arial Narrow" w:hAnsi="Arial Narrow"/>
+          <w:color w:val="auto"/>
+          <w:sz w:val="20"/>
+          <w:szCs w:val="20"/>
+        </w:rPr>
+        <w:t xml:space="preserve"/>
+      </w:r>
+      <w:r>
+        <w:rPr>
+          <w:rFonts w:ascii="Arial Narrow" w:hAnsi="Arial Narrow"/>
+          <w:color w:val="auto"/>
+          <w:sz w:val="20"/>
+          <w:szCs w:val="20"/>
+        </w:rPr>
+        <w:t/>
+      </w:r>
+      <w:r>
+        <w:rPr>
+          <w:rFonts w:ascii="Arial Narrow" w:hAnsi="Arial Narrow"/>
+          <w:color w:val="auto"/>
+          <w:sz w:val="20"/>
+          <w:szCs w:val="20"/>
+        </w:rPr>
+        <w:t xml:space="preserve"/>
+      </w:r>
+      <w:r>
+        <w:rPr>
+          <w:rFonts w:ascii="Arial Narrow" w:hAnsi="Arial Narrow"/>
+          <w:sz w:val="20"/>
+          <w:szCs w:val="20"/>
+        </w:rPr>
+        <w:t xml:space="preserve"/>
+      </w:r>
+      <w:r>
+        <w:rPr>
+          <w:rFonts w:ascii="Arial Narrow" w:hAnsi="Arial Narrow"/>
+          <w:color w:val="auto"/>
+          <w:sz w:val="20"/>
+          <w:szCs w:val="20"/>
+        </w:rPr>
+        <w:t xml:space="preserve"/>
       </w:r>
       <w:proofErr w:type="spellStart"/>
       <w:r>
@@ -2493,7 +2493,7 @@
           <w:sz w:val="20"/>
           <w:szCs w:val="20"/>
         </w:rPr>
-        <w:t>Alcantara</w:t>
+        <w:t/>
       </w:r>
       <w:proofErr w:type="spellEnd"/>
       <w:r>
@@ -2503,52 +2503,52 @@
           <w:sz w:val="20"/>
           <w:szCs w:val="20"/>
         </w:rPr>
-        <w:t xml:space="preserve"> Travezaño</w:t>
-      </w:r>
-      <w:r>
-        <w:rPr>
-          <w:rFonts w:ascii="Arial Narrow" w:hAnsi="Arial Narrow"/>
-          <w:color w:val="auto"/>
-          <w:sz w:val="20"/>
-          <w:szCs w:val="20"/>
-        </w:rPr>
-        <w:t xml:space="preserve">, como un recurso de apelación contra la </w:t>
-      </w:r>
-      <w:r>
-        <w:rPr>
-          <w:rFonts w:ascii="Arial Narrow" w:hAnsi="Arial Narrow"/>
-          <w:color w:val="auto"/>
-          <w:sz w:val="20"/>
-          <w:szCs w:val="20"/>
-        </w:rPr>
-        <w:t>Resolución 3 del 29 de diciembre de 2025</w:t>
-      </w:r>
-      <w:r>
-        <w:rPr>
-          <w:rFonts w:ascii="Arial Narrow" w:hAnsi="Arial Narrow"/>
-          <w:color w:val="auto"/>
-          <w:sz w:val="20"/>
-          <w:szCs w:val="20"/>
-        </w:rPr>
-        <w:t>.</w:t>
-      </w:r>
-      <w:r>
-        <w:rPr>
-          <w:rFonts w:ascii="Arial Narrow" w:hAnsi="Arial Narrow"/>
-          <w:color w:val="auto"/>
-          <w:sz w:val="20"/>
-          <w:szCs w:val="20"/>
-        </w:rPr>
-        <w:t xml:space="preserve"> </w:t>
-      </w:r>
-      <w:r>
-        <w:rPr>
-          <w:rFonts w:ascii="Arial Narrow" w:hAnsi="Arial Narrow"/>
-          <w:color w:val="auto"/>
-          <w:sz w:val="20"/>
-          <w:szCs w:val="20"/>
-        </w:rPr>
-        <w:t xml:space="preserve"> </w:t>
+        <w:t xml:space="preserve"/>
+      </w:r>
+      <w:r>
+        <w:rPr>
+          <w:rFonts w:ascii="Arial Narrow" w:hAnsi="Arial Narrow"/>
+          <w:color w:val="auto"/>
+          <w:sz w:val="20"/>
+          <w:szCs w:val="20"/>
+        </w:rPr>
+        <w:t xml:space="preserve"/>
+      </w:r>
+      <w:r>
+        <w:rPr>
+          <w:rFonts w:ascii="Arial Narrow" w:hAnsi="Arial Narrow"/>
+          <w:color w:val="auto"/>
+          <w:sz w:val="20"/>
+          <w:szCs w:val="20"/>
+        </w:rPr>
+        <w:t/>
+      </w:r>
+      <w:r>
+        <w:rPr>
+          <w:rFonts w:ascii="Arial Narrow" w:hAnsi="Arial Narrow"/>
+          <w:color w:val="auto"/>
+          <w:sz w:val="20"/>
+          <w:szCs w:val="20"/>
+        </w:rPr>
+        <w:t/>
+      </w:r>
+      <w:r>
+        <w:rPr>
+          <w:rFonts w:ascii="Arial Narrow" w:hAnsi="Arial Narrow"/>
+          <w:color w:val="auto"/>
+          <w:sz w:val="20"/>
+          <w:szCs w:val="20"/>
+        </w:rPr>
+        <w:t xml:space="preserve"/>
+      </w:r>
+      <w:r>
+        <w:rPr>
+          <w:rFonts w:ascii="Arial Narrow" w:hAnsi="Arial Narrow"/>
+          <w:color w:val="auto"/>
+          <w:sz w:val="20"/>
+          <w:szCs w:val="20"/>
+        </w:rPr>
+        <w:t xml:space="preserve"/>
       </w:r>
     </w:p>
     <w:p>
@@ -2583,7 +2583,7 @@
           <w:sz w:val="20"/>
           <w:szCs w:val="20"/>
         </w:rPr>
-        <w:t>SEGUND</w:t>
+        <w:t xml:space="preserve">SEGUNDO: conceder el recurso de apelación del 30 de diciembre de 2025, interpuesto por la señora [DENUNCIANTE] contra la Resolución 3 del 29 de diciembre de 2025.</w:t>
       </w:r>
       <w:r>
         <w:rPr>
@@ -2594,7 +2594,7 @@
           <w:sz w:val="20"/>
           <w:szCs w:val="20"/>
         </w:rPr>
-        <w:t>O</w:t>
+        <w:t/>
       </w:r>
       <w:r>
         <w:rPr>
@@ -2605,82 +2605,82 @@
           <w:sz w:val="20"/>
           <w:szCs w:val="20"/>
         </w:rPr>
-        <w:t>:</w:t>
-      </w:r>
-      <w:r>
-        <w:rPr>
-          <w:rFonts w:ascii="Arial Narrow" w:hAnsi="Arial Narrow"/>
-          <w:color w:val="auto"/>
-          <w:sz w:val="20"/>
-          <w:szCs w:val="20"/>
-        </w:rPr>
-        <w:t xml:space="preserve"> </w:t>
-      </w:r>
-      <w:r>
-        <w:rPr>
-          <w:rFonts w:ascii="Arial Narrow" w:hAnsi="Arial Narrow"/>
-          <w:sz w:val="20"/>
-          <w:szCs w:val="20"/>
-        </w:rPr>
-        <w:t xml:space="preserve">conceder el recurso de apelación del </w:t>
-      </w:r>
-      <w:r>
-        <w:rPr>
-          <w:rFonts w:ascii="Arial Narrow" w:hAnsi="Arial Narrow"/>
-          <w:color w:val="auto"/>
-          <w:sz w:val="20"/>
-          <w:szCs w:val="20"/>
-        </w:rPr>
-        <w:t>30 de diciembre de 2025</w:t>
-      </w:r>
-      <w:r>
-        <w:rPr>
-          <w:rFonts w:ascii="Arial Narrow" w:hAnsi="Arial Narrow"/>
-          <w:sz w:val="20"/>
-          <w:szCs w:val="20"/>
-        </w:rPr>
-        <w:t xml:space="preserve">, interpuesto por </w:t>
-      </w:r>
-      <w:r>
-        <w:rPr>
-          <w:rFonts w:ascii="Arial Narrow" w:hAnsi="Arial Narrow"/>
-          <w:sz w:val="20"/>
-          <w:szCs w:val="20"/>
-        </w:rPr>
-        <w:t>la</w:t>
-      </w:r>
-      <w:r>
-        <w:rPr>
-          <w:rFonts w:ascii="Arial Narrow" w:hAnsi="Arial Narrow"/>
-          <w:sz w:val="20"/>
-          <w:szCs w:val="20"/>
-        </w:rPr>
-        <w:t xml:space="preserve"> señor</w:t>
-      </w:r>
-      <w:r>
-        <w:rPr>
-          <w:rFonts w:ascii="Arial Narrow" w:hAnsi="Arial Narrow"/>
-          <w:sz w:val="20"/>
-          <w:szCs w:val="20"/>
-        </w:rPr>
-        <w:t>a</w:t>
-      </w:r>
-      <w:r>
-        <w:rPr>
-          <w:rFonts w:ascii="Arial Narrow" w:hAnsi="Arial Narrow"/>
-          <w:sz w:val="20"/>
-          <w:szCs w:val="20"/>
-        </w:rPr>
-        <w:t xml:space="preserve"> </w:t>
-      </w:r>
-      <w:r>
-        <w:rPr>
-          <w:rFonts w:ascii="Arial Narrow" w:hAnsi="Arial Narrow"/>
-          <w:color w:val="auto"/>
-          <w:sz w:val="20"/>
-          <w:szCs w:val="20"/>
-        </w:rPr>
-        <w:t xml:space="preserve">Annie </w:t>
+        <w:t/>
+      </w:r>
+      <w:r>
+        <w:rPr>
+          <w:rFonts w:ascii="Arial Narrow" w:hAnsi="Arial Narrow"/>
+          <w:color w:val="auto"/>
+          <w:sz w:val="20"/>
+          <w:szCs w:val="20"/>
+        </w:rPr>
+        <w:t xml:space="preserve"/>
+      </w:r>
+      <w:r>
+        <w:rPr>
+          <w:rFonts w:ascii="Arial Narrow" w:hAnsi="Arial Narrow"/>
+          <w:sz w:val="20"/>
+          <w:szCs w:val="20"/>
+        </w:rPr>
+        <w:t xml:space="preserve"/>
+      </w:r>
+      <w:r>
+        <w:rPr>
+          <w:rFonts w:ascii="Arial Narrow" w:hAnsi="Arial Narrow"/>
+          <w:color w:val="auto"/>
+          <w:sz w:val="20"/>
+          <w:szCs w:val="20"/>
+        </w:rPr>
+        <w:t/>
+      </w:r>
+      <w:r>
+        <w:rPr>
+          <w:rFonts w:ascii="Arial Narrow" w:hAnsi="Arial Narrow"/>
+          <w:sz w:val="20"/>
+          <w:szCs w:val="20"/>
+        </w:rPr>
+        <w:t xml:space="preserve"/>
+      </w:r>
+      <w:r>
+        <w:rPr>
+          <w:rFonts w:ascii="Arial Narrow" w:hAnsi="Arial Narrow"/>
+          <w:sz w:val="20"/>
+          <w:szCs w:val="20"/>
+        </w:rPr>
+        <w:t/>
+      </w:r>
+      <w:r>
+        <w:rPr>
+          <w:rFonts w:ascii="Arial Narrow" w:hAnsi="Arial Narrow"/>
+          <w:sz w:val="20"/>
+          <w:szCs w:val="20"/>
+        </w:rPr>
+        <w:t xml:space="preserve"/>
+      </w:r>
+      <w:r>
+        <w:rPr>
+          <w:rFonts w:ascii="Arial Narrow" w:hAnsi="Arial Narrow"/>
+          <w:sz w:val="20"/>
+          <w:szCs w:val="20"/>
+        </w:rPr>
+        <w:t/>
+      </w:r>
+      <w:r>
+        <w:rPr>
+          <w:rFonts w:ascii="Arial Narrow" w:hAnsi="Arial Narrow"/>
+          <w:sz w:val="20"/>
+          <w:szCs w:val="20"/>
+        </w:rPr>
+        <w:t xml:space="preserve"/>
+      </w:r>
+      <w:r>
+        <w:rPr>
+          <w:rFonts w:ascii="Arial Narrow" w:hAnsi="Arial Narrow"/>
+          <w:color w:val="auto"/>
+          <w:sz w:val="20"/>
+          <w:szCs w:val="20"/>
+        </w:rPr>
+        <w:t xml:space="preserve"/>
       </w:r>
       <w:proofErr w:type="spellStart"/>
       <w:r>
@@ -2690,7 +2690,7 @@
           <w:sz w:val="20"/>
           <w:szCs w:val="20"/>
         </w:rPr>
-        <w:t>Alcantara</w:t>
+        <w:t/>
       </w:r>
       <w:proofErr w:type="spellEnd"/>
       <w:r>
@@ -2700,32 +2700,32 @@
           <w:sz w:val="20"/>
           <w:szCs w:val="20"/>
         </w:rPr>
-        <w:t xml:space="preserve"> Travezaño </w:t>
-      </w:r>
-      <w:r>
-        <w:rPr>
-          <w:rFonts w:ascii="Arial Narrow" w:hAnsi="Arial Narrow"/>
-          <w:sz w:val="20"/>
-          <w:szCs w:val="20"/>
-        </w:rPr>
-        <w:t xml:space="preserve">contra la </w:t>
-      </w:r>
-      <w:r>
-        <w:rPr>
-          <w:rFonts w:ascii="Arial Narrow" w:hAnsi="Arial Narrow"/>
-          <w:color w:val="auto"/>
-          <w:sz w:val="20"/>
-          <w:szCs w:val="20"/>
-        </w:rPr>
-        <w:t>Resolución 3 del 29 de diciembre de 2025</w:t>
-      </w:r>
-      <w:r>
-        <w:rPr>
-          <w:rFonts w:ascii="Arial Narrow" w:hAnsi="Arial Narrow"/>
-          <w:sz w:val="20"/>
-          <w:szCs w:val="20"/>
-        </w:rPr>
-        <w:t>.</w:t>
+        <w:t xml:space="preserve"/>
+      </w:r>
+      <w:r>
+        <w:rPr>
+          <w:rFonts w:ascii="Arial Narrow" w:hAnsi="Arial Narrow"/>
+          <w:sz w:val="20"/>
+          <w:szCs w:val="20"/>
+        </w:rPr>
+        <w:t xml:space="preserve"/>
+      </w:r>
+      <w:r>
+        <w:rPr>
+          <w:rFonts w:ascii="Arial Narrow" w:hAnsi="Arial Narrow"/>
+          <w:color w:val="auto"/>
+          <w:sz w:val="20"/>
+          <w:szCs w:val="20"/>
+        </w:rPr>
+        <w:t/>
+      </w:r>
+      <w:r>
+        <w:rPr>
+          <w:rFonts w:ascii="Arial Narrow" w:hAnsi="Arial Narrow"/>
+          <w:sz w:val="20"/>
+          <w:szCs w:val="20"/>
+        </w:rPr>
+        <w:t/>
       </w:r>
     </w:p>
     <w:p>

--- a/plantillas_maestras/03_seguro_desgravamen/negativa_cobertura/2_ddos_banco_y_aseguradora/mujer/TPL_2697_2025_SEGURO_DESGRAVAMEN_NEGATIVA_COBERTURA_BANCO_MUJER_R14.docx
+++ b/plantillas_maestras/03_seguro_desgravamen/negativa_cobertura/2_ddos_banco_y_aseguradora/mujer/TPL_2697_2025_SEGURO_DESGRAVAMEN_NEGATIVA_COBERTURA_BANCO_MUJER_R14.docx
@@ -2439,7 +2439,7 @@
           <w:sz w:val="20"/>
           <w:szCs w:val="20"/>
         </w:rPr>
-        <w:t xml:space="preserve">PRIMERO: calificar el escrito presentado el 30 de diciembre de 2025, por la señora [DENUNCIANTE], como un recurso de apelación contra la Resolución 3 del 29 de diciembre de 2025.  </w:t>
+        <w:t xml:space="preserve">PRIMERO: calificar el escrito presentado el 30 de diciembre de 2025, por la señora [DENUNCIANTE], como un recurso de apelación contra la Resolución 3 del 29 de diciembre de 2025. </w:t>
       </w:r>
       <w:r>
         <w:rPr>
